--- a/semester3/Manisha_Gupta_EISP_Design_Document_v1.1.docx
+++ b/semester3/Manisha_Gupta_EISP_Design_Document_v1.1.docx
@@ -127,12 +127,6 @@
         <w:gridCol w:w="1560"/>
       </w:tblGrid>
       <w:tr>
-        <w:tblPrEx>
-          <w:tblCellMar>
-            <w:top w:w="0" w:type="dxa"/>
-            <w:bottom w:w="0" w:type="dxa"/>
-          </w:tblCellMar>
-        </w:tblPrEx>
         <w:trPr>
           <w:tblHeader/>
         </w:trPr>
@@ -274,12 +268,6 @@
         </w:tc>
       </w:tr>
       <w:tr>
-        <w:tblPrEx>
-          <w:tblCellMar>
-            <w:top w:w="0" w:type="dxa"/>
-            <w:bottom w:w="0" w:type="dxa"/>
-          </w:tblCellMar>
-        </w:tblPrEx>
         <w:tc>
           <w:tcPr>
             <w:tcW w:w="1560" w:type="dxa"/>
@@ -410,12 +398,6 @@
         </w:tc>
       </w:tr>
       <w:tr>
-        <w:tblPrEx>
-          <w:tblCellMar>
-            <w:top w:w="0" w:type="dxa"/>
-            <w:bottom w:w="0" w:type="dxa"/>
-          </w:tblCellMar>
-        </w:tblPrEx>
         <w:tc>
           <w:tcPr>
             <w:tcW w:w="1560" w:type="dxa"/>
@@ -1341,12 +1323,6 @@
         <w:gridCol w:w="4680"/>
       </w:tblGrid>
       <w:tr>
-        <w:tblPrEx>
-          <w:tblCellMar>
-            <w:top w:w="0" w:type="dxa"/>
-            <w:bottom w:w="0" w:type="dxa"/>
-          </w:tblCellMar>
-        </w:tblPrEx>
         <w:trPr>
           <w:tblHeader/>
         </w:trPr>
@@ -1420,12 +1396,6 @@
         </w:tc>
       </w:tr>
       <w:tr>
-        <w:tblPrEx>
-          <w:tblCellMar>
-            <w:top w:w="0" w:type="dxa"/>
-            <w:bottom w:w="0" w:type="dxa"/>
-          </w:tblCellMar>
-        </w:tblPrEx>
         <w:tc>
           <w:tcPr>
             <w:tcW w:w="4680" w:type="dxa"/>
@@ -1492,12 +1462,6 @@
         </w:tc>
       </w:tr>
       <w:tr>
-        <w:tblPrEx>
-          <w:tblCellMar>
-            <w:top w:w="0" w:type="dxa"/>
-            <w:bottom w:w="0" w:type="dxa"/>
-          </w:tblCellMar>
-        </w:tblPrEx>
         <w:tc>
           <w:tcPr>
             <w:tcW w:w="4680" w:type="dxa"/>
@@ -1565,12 +1529,6 @@
         </w:tc>
       </w:tr>
       <w:tr>
-        <w:tblPrEx>
-          <w:tblCellMar>
-            <w:top w:w="0" w:type="dxa"/>
-            <w:bottom w:w="0" w:type="dxa"/>
-          </w:tblCellMar>
-        </w:tblPrEx>
         <w:tc>
           <w:tcPr>
             <w:tcW w:w="4680" w:type="dxa"/>
@@ -2164,12 +2122,6 @@
         <w:gridCol w:w="3120"/>
       </w:tblGrid>
       <w:tr>
-        <w:tblPrEx>
-          <w:tblCellMar>
-            <w:top w:w="0" w:type="dxa"/>
-            <w:bottom w:w="0" w:type="dxa"/>
-          </w:tblCellMar>
-        </w:tblPrEx>
         <w:trPr>
           <w:tblHeader/>
         </w:trPr>
@@ -2277,12 +2229,6 @@
         </w:tc>
       </w:tr>
       <w:tr>
-        <w:tblPrEx>
-          <w:tblCellMar>
-            <w:top w:w="0" w:type="dxa"/>
-            <w:bottom w:w="0" w:type="dxa"/>
-          </w:tblCellMar>
-        </w:tblPrEx>
         <w:tc>
           <w:tcPr>
             <w:tcW w:w="3120" w:type="dxa"/>
@@ -2401,12 +2347,6 @@
         </w:tc>
       </w:tr>
       <w:tr>
-        <w:tblPrEx>
-          <w:tblCellMar>
-            <w:top w:w="0" w:type="dxa"/>
-            <w:bottom w:w="0" w:type="dxa"/>
-          </w:tblCellMar>
-        </w:tblPrEx>
         <w:tc>
           <w:tcPr>
             <w:tcW w:w="3120" w:type="dxa"/>
@@ -2505,12 +2445,6 @@
         </w:tc>
       </w:tr>
       <w:tr>
-        <w:tblPrEx>
-          <w:tblCellMar>
-            <w:top w:w="0" w:type="dxa"/>
-            <w:bottom w:w="0" w:type="dxa"/>
-          </w:tblCellMar>
-        </w:tblPrEx>
         <w:tc>
           <w:tcPr>
             <w:tcW w:w="3120" w:type="dxa"/>
@@ -2609,12 +2543,6 @@
         </w:tc>
       </w:tr>
       <w:tr>
-        <w:tblPrEx>
-          <w:tblCellMar>
-            <w:top w:w="0" w:type="dxa"/>
-            <w:bottom w:w="0" w:type="dxa"/>
-          </w:tblCellMar>
-        </w:tblPrEx>
         <w:tc>
           <w:tcPr>
             <w:tcW w:w="3120" w:type="dxa"/>
@@ -2713,12 +2641,6 @@
         </w:tc>
       </w:tr>
       <w:tr>
-        <w:tblPrEx>
-          <w:tblCellMar>
-            <w:top w:w="0" w:type="dxa"/>
-            <w:bottom w:w="0" w:type="dxa"/>
-          </w:tblCellMar>
-        </w:tblPrEx>
         <w:tc>
           <w:tcPr>
             <w:tcW w:w="3120" w:type="dxa"/>
@@ -2819,12 +2741,6 @@
         </w:tc>
       </w:tr>
       <w:tr>
-        <w:tblPrEx>
-          <w:tblCellMar>
-            <w:top w:w="0" w:type="dxa"/>
-            <w:bottom w:w="0" w:type="dxa"/>
-          </w:tblCellMar>
-        </w:tblPrEx>
         <w:tc>
           <w:tcPr>
             <w:tcW w:w="3120" w:type="dxa"/>
@@ -2933,12 +2849,6 @@
         </w:tc>
       </w:tr>
       <w:tr>
-        <w:tblPrEx>
-          <w:tblCellMar>
-            <w:top w:w="0" w:type="dxa"/>
-            <w:bottom w:w="0" w:type="dxa"/>
-          </w:tblCellMar>
-        </w:tblPrEx>
         <w:tc>
           <w:tcPr>
             <w:tcW w:w="3120" w:type="dxa"/>
@@ -3160,12 +3070,6 @@
         <w:gridCol w:w="4200"/>
       </w:tblGrid>
       <w:tr>
-        <w:tblPrEx>
-          <w:tblCellMar>
-            <w:top w:w="0" w:type="dxa"/>
-            <w:bottom w:w="0" w:type="dxa"/>
-          </w:tblCellMar>
-        </w:tblPrEx>
         <w:trPr>
           <w:tblHeader/>
         </w:trPr>
@@ -3273,12 +3177,6 @@
         </w:tc>
       </w:tr>
       <w:tr>
-        <w:tblPrEx>
-          <w:tblCellMar>
-            <w:top w:w="0" w:type="dxa"/>
-            <w:bottom w:w="0" w:type="dxa"/>
-          </w:tblCellMar>
-        </w:tblPrEx>
         <w:tc>
           <w:tcPr>
             <w:tcW w:w="1200" w:type="dxa"/>
@@ -3377,12 +3275,6 @@
         </w:tc>
       </w:tr>
       <w:tr>
-        <w:tblPrEx>
-          <w:tblCellMar>
-            <w:top w:w="0" w:type="dxa"/>
-            <w:bottom w:w="0" w:type="dxa"/>
-          </w:tblCellMar>
-        </w:tblPrEx>
         <w:tc>
           <w:tcPr>
             <w:tcW w:w="1200" w:type="dxa"/>
@@ -3481,12 +3373,6 @@
         </w:tc>
       </w:tr>
       <w:tr>
-        <w:tblPrEx>
-          <w:tblCellMar>
-            <w:top w:w="0" w:type="dxa"/>
-            <w:bottom w:w="0" w:type="dxa"/>
-          </w:tblCellMar>
-        </w:tblPrEx>
         <w:tc>
           <w:tcPr>
             <w:tcW w:w="1200" w:type="dxa"/>
@@ -3585,12 +3471,6 @@
         </w:tc>
       </w:tr>
       <w:tr>
-        <w:tblPrEx>
-          <w:tblCellMar>
-            <w:top w:w="0" w:type="dxa"/>
-            <w:bottom w:w="0" w:type="dxa"/>
-          </w:tblCellMar>
-        </w:tblPrEx>
         <w:tc>
           <w:tcPr>
             <w:tcW w:w="1200" w:type="dxa"/>
@@ -3689,12 +3569,6 @@
         </w:tc>
       </w:tr>
       <w:tr>
-        <w:tblPrEx>
-          <w:tblCellMar>
-            <w:top w:w="0" w:type="dxa"/>
-            <w:bottom w:w="0" w:type="dxa"/>
-          </w:tblCellMar>
-        </w:tblPrEx>
         <w:tc>
           <w:tcPr>
             <w:tcW w:w="1200" w:type="dxa"/>
@@ -3793,12 +3667,6 @@
         </w:tc>
       </w:tr>
       <w:tr>
-        <w:tblPrEx>
-          <w:tblCellMar>
-            <w:top w:w="0" w:type="dxa"/>
-            <w:bottom w:w="0" w:type="dxa"/>
-          </w:tblCellMar>
-        </w:tblPrEx>
         <w:tc>
           <w:tcPr>
             <w:tcW w:w="1200" w:type="dxa"/>
@@ -3915,12 +3783,6 @@
         </w:tc>
       </w:tr>
       <w:tr>
-        <w:tblPrEx>
-          <w:tblCellMar>
-            <w:top w:w="0" w:type="dxa"/>
-            <w:bottom w:w="0" w:type="dxa"/>
-          </w:tblCellMar>
-        </w:tblPrEx>
         <w:tc>
           <w:tcPr>
             <w:tcW w:w="1200" w:type="dxa"/>
@@ -4039,12 +3901,6 @@
         </w:tc>
       </w:tr>
       <w:tr>
-        <w:tblPrEx>
-          <w:tblCellMar>
-            <w:top w:w="0" w:type="dxa"/>
-            <w:bottom w:w="0" w:type="dxa"/>
-          </w:tblCellMar>
-        </w:tblPrEx>
         <w:tc>
           <w:tcPr>
             <w:tcW w:w="1200" w:type="dxa"/>
@@ -4143,12 +3999,6 @@
         </w:tc>
       </w:tr>
       <w:tr>
-        <w:tblPrEx>
-          <w:tblCellMar>
-            <w:top w:w="0" w:type="dxa"/>
-            <w:bottom w:w="0" w:type="dxa"/>
-          </w:tblCellMar>
-        </w:tblPrEx>
         <w:tc>
           <w:tcPr>
             <w:tcW w:w="1200" w:type="dxa"/>
@@ -4247,12 +4097,6 @@
         </w:tc>
       </w:tr>
       <w:tr>
-        <w:tblPrEx>
-          <w:tblCellMar>
-            <w:top w:w="0" w:type="dxa"/>
-            <w:bottom w:w="0" w:type="dxa"/>
-          </w:tblCellMar>
-        </w:tblPrEx>
         <w:tc>
           <w:tcPr>
             <w:tcW w:w="1200" w:type="dxa"/>
@@ -4477,12 +4321,6 @@
         <w:gridCol w:w="4680"/>
       </w:tblGrid>
       <w:tr>
-        <w:tblPrEx>
-          <w:tblCellMar>
-            <w:top w:w="0" w:type="dxa"/>
-            <w:bottom w:w="0" w:type="dxa"/>
-          </w:tblCellMar>
-        </w:tblPrEx>
         <w:trPr>
           <w:tblHeader/>
         </w:trPr>
@@ -4556,12 +4394,6 @@
         </w:tc>
       </w:tr>
       <w:tr>
-        <w:tblPrEx>
-          <w:tblCellMar>
-            <w:top w:w="0" w:type="dxa"/>
-            <w:bottom w:w="0" w:type="dxa"/>
-          </w:tblCellMar>
-        </w:tblPrEx>
         <w:tc>
           <w:tcPr>
             <w:tcW w:w="4680" w:type="dxa"/>
@@ -4628,12 +4460,6 @@
         </w:tc>
       </w:tr>
       <w:tr>
-        <w:tblPrEx>
-          <w:tblCellMar>
-            <w:top w:w="0" w:type="dxa"/>
-            <w:bottom w:w="0" w:type="dxa"/>
-          </w:tblCellMar>
-        </w:tblPrEx>
         <w:tc>
           <w:tcPr>
             <w:tcW w:w="4680" w:type="dxa"/>
@@ -4700,12 +4526,6 @@
         </w:tc>
       </w:tr>
       <w:tr>
-        <w:tblPrEx>
-          <w:tblCellMar>
-            <w:top w:w="0" w:type="dxa"/>
-            <w:bottom w:w="0" w:type="dxa"/>
-          </w:tblCellMar>
-        </w:tblPrEx>
         <w:tc>
           <w:tcPr>
             <w:tcW w:w="4680" w:type="dxa"/>
@@ -4772,12 +4592,6 @@
         </w:tc>
       </w:tr>
       <w:tr>
-        <w:tblPrEx>
-          <w:tblCellMar>
-            <w:top w:w="0" w:type="dxa"/>
-            <w:bottom w:w="0" w:type="dxa"/>
-          </w:tblCellMar>
-        </w:tblPrEx>
         <w:tc>
           <w:tcPr>
             <w:tcW w:w="4680" w:type="dxa"/>
@@ -4844,12 +4658,6 @@
         </w:tc>
       </w:tr>
       <w:tr>
-        <w:tblPrEx>
-          <w:tblCellMar>
-            <w:top w:w="0" w:type="dxa"/>
-            <w:bottom w:w="0" w:type="dxa"/>
-          </w:tblCellMar>
-        </w:tblPrEx>
         <w:tc>
           <w:tcPr>
             <w:tcW w:w="4680" w:type="dxa"/>
@@ -4952,12 +4760,6 @@
         </w:tc>
       </w:tr>
       <w:tr>
-        <w:tblPrEx>
-          <w:tblCellMar>
-            <w:top w:w="0" w:type="dxa"/>
-            <w:bottom w:w="0" w:type="dxa"/>
-          </w:tblCellMar>
-        </w:tblPrEx>
         <w:tc>
           <w:tcPr>
             <w:tcW w:w="4680" w:type="dxa"/>
